--- a/ConsumerWorkplace_v_1.0/Templates/F_ТИПОВИЙ ГЕНЕРАЛЬНИЙ ДОГОВІР ТЕАТРИ.docx
+++ b/ConsumerWorkplace_v_1.0/Templates/F_ТИПОВИЙ ГЕНЕРАЛЬНИЙ ДОГОВІР ТЕАТРИ.docx
@@ -360,15 +360,8 @@
         </w:rPr>
         <w:t xml:space="preserve"> (далі – </w:t>
       </w:r>
-      <w:r>
-        <w:rPr>
-          <w:rFonts w:ascii="Times New Roman CYR" w:hAnsi="Times New Roman CYR" w:cs="Times New Roman CYR"/>
-          <w:sz w:val="20"/>
-          <w:szCs w:val="20"/>
-          <w:lang w:val="uk-UA"/>
-        </w:rPr>
-        <w:t xml:space="preserve">                 </w:t>
-      </w:r>
+      <w:bookmarkStart w:id="0" w:name="_GoBack"/>
+      <w:bookmarkEnd w:id="0"/>
       <w:r>
         <w:rPr>
           <w:rFonts w:ascii="Times New Roman CYR" w:hAnsi="Times New Roman CYR" w:cs="Times New Roman CYR"/>
@@ -594,6 +587,7 @@
           <w15:appearance w15:val="tags"/>
           <w:text/>
         </w:sdtPr>
+        <w:sdtEndPr/>
         <w:sdtContent>
           <w:r>
             <w:rPr>
@@ -691,6 +685,7 @@
           <w15:appearance w15:val="tags"/>
           <w:text/>
         </w:sdtPr>
+        <w:sdtEndPr/>
         <w:sdtContent>
           <w:r>
             <w:rPr>
@@ -755,6 +750,7 @@
           <w15:appearance w15:val="tags"/>
           <w:text/>
         </w:sdtPr>
+        <w:sdtEndPr/>
         <w:sdtContent>
           <w:r>
             <w:rPr>
@@ -39298,7 +39294,7 @@
 </file>
 
 <file path=customXml/itemProps1.xml><?xml version="1.0" encoding="utf-8"?>
-<ds:datastoreItem xmlns:ds="http://schemas.openxmlformats.org/officeDocument/2006/customXml" ds:itemID="{2D13B794-4161-4B62-BAFB-F216AC14D20D}">
+<ds:datastoreItem xmlns:ds="http://schemas.openxmlformats.org/officeDocument/2006/customXml" ds:itemID="{B1E7F748-8786-4BE8-8F1C-06F5FABAA7B9}">
   <ds:schemaRefs>
     <ds:schemaRef ds:uri="http://schemas.openxmlformats.org/officeDocument/2006/bibliography"/>
   </ds:schemaRefs>

--- a/ConsumerWorkplace_v_1.0/Templates/F_ТИПОВИЙ ГЕНЕРАЛЬНИЙ ДОГОВІР ТЕАТРИ.docx
+++ b/ConsumerWorkplace_v_1.0/Templates/F_ТИПОВИЙ ГЕНЕРАЛЬНИЙ ДОГОВІР ТЕАТРИ.docx
@@ -358,18 +358,7 @@
           <w:szCs w:val="20"/>
           <w:lang w:val="uk-UA"/>
         </w:rPr>
-        <w:t xml:space="preserve"> (далі – </w:t>
-      </w:r>
-      <w:bookmarkStart w:id="0" w:name="_GoBack"/>
-      <w:bookmarkEnd w:id="0"/>
-      <w:r>
-        <w:rPr>
-          <w:rFonts w:ascii="Times New Roman CYR" w:hAnsi="Times New Roman CYR" w:cs="Times New Roman CYR"/>
-          <w:sz w:val="20"/>
-          <w:szCs w:val="20"/>
-          <w:lang w:val="uk-UA"/>
-        </w:rPr>
-        <w:t xml:space="preserve">ДО УААСП), що здійснює колективне управління майновими правами суб’єктів авторського права відповідно до Закону України </w:t>
+        <w:t xml:space="preserve"> (далі – ДО УААСП), що здійснює колективне управління майновими правами суб’єктів авторського права відповідно до Закону України </w:t>
       </w:r>
       <w:r>
         <w:rPr>
@@ -615,8 +604,8 @@
             <w:szCs w:val="20"/>
             <w:lang w:val="uk-UA"/>
           </w:rPr>
-          <w:alias w:val="СstName"/>
-          <w:tag w:val="СstName"/>
+          <w:alias w:val="CstName"/>
+          <w:tag w:val="CstName"/>
           <w:id w:val="1239283530"/>
           <w:placeholder>
             <w:docPart w:val="DefaultPlaceholder_-1854013440"/>
@@ -1567,7 +1556,7 @@
           <w:b/>
           <w:sz w:val="20"/>
           <w:szCs w:val="20"/>
-          <w:lang w:val="uk-UA"/>
+          <w:lang w:val="en-US"/>
         </w:rPr>
       </w:pPr>
     </w:p>
@@ -6805,8 +6794,8 @@
                 <w:szCs w:val="20"/>
                 <w:lang w:val="uk-UA"/>
               </w:rPr>
-              <w:alias w:val="СstName"/>
-              <w:tag w:val="СstName"/>
+              <w:alias w:val="CstName"/>
+              <w:tag w:val="CstName"/>
               <w:id w:val="756862091"/>
               <w:placeholder>
                 <w:docPart w:val="DefaultPlaceholder_-1854013440"/>
@@ -6878,8 +6867,8 @@
                   <w:szCs w:val="20"/>
                   <w:lang w:val="uk-UA"/>
                 </w:rPr>
-                <w:alias w:val="СstLegalAddress"/>
-                <w:tag w:val="СstLegalAddress"/>
+                <w:alias w:val="CstLegalAddress"/>
+                <w:tag w:val="CstLegalAddress"/>
                 <w:id w:val="1162281697"/>
                 <w:placeholder>
                   <w:docPart w:val="DefaultPlaceholder_-1854013440"/>
@@ -6928,8 +6917,8 @@
                   <w:szCs w:val="20"/>
                   <w:lang w:val="uk-UA"/>
                 </w:rPr>
-                <w:alias w:val="СstResidentialAddress"/>
-                <w:tag w:val="СstResidentialAddress"/>
+                <w:alias w:val="CstResidentialAddress"/>
+                <w:tag w:val="CstResidentialAddress"/>
                 <w:id w:val="-31736495"/>
                 <w:placeholder>
                   <w:docPart w:val="DefaultPlaceholder_-1854013440"/>
@@ -7173,8 +7162,8 @@
                   <w:szCs w:val="20"/>
                   <w:lang w:val="uk-UA"/>
                 </w:rPr>
-                <w:alias w:val="СstBankName"/>
-                <w:tag w:val="СstBankName"/>
+                <w:alias w:val="CstBankName"/>
+                <w:tag w:val="CstBankName"/>
                 <w:id w:val="135077796"/>
                 <w:placeholder>
                   <w:docPart w:val="DefaultPlaceholder_-1854013440"/>
@@ -7233,8 +7222,8 @@
                   <w:szCs w:val="20"/>
                   <w:lang w:val="uk-UA"/>
                 </w:rPr>
-                <w:alias w:val="СstBankMFO"/>
-                <w:tag w:val="СstBankMFO"/>
+                <w:alias w:val="CstBankMfo"/>
+                <w:tag w:val="CstBankMfo"/>
                 <w:id w:val="1406262459"/>
                 <w:placeholder>
                   <w:docPart w:val="DefaultPlaceholder_-1854013440"/>
@@ -7293,8 +7282,8 @@
                   <w:szCs w:val="20"/>
                   <w:lang w:val="uk-UA"/>
                 </w:rPr>
-                <w:alias w:val="СstAcc"/>
-                <w:tag w:val="СstAcc"/>
+                <w:alias w:val="CstAcc"/>
+                <w:tag w:val="CstAcc"/>
                 <w:id w:val="-1008141975"/>
                 <w:placeholder>
                   <w:docPart w:val="DefaultPlaceholder_-1854013440"/>
@@ -7342,8 +7331,8 @@
                   <w:szCs w:val="20"/>
                   <w:lang w:val="uk-UA"/>
                 </w:rPr>
-                <w:alias w:val="СstRegNumber"/>
-                <w:tag w:val="СstRegNumber"/>
+                <w:alias w:val="CstRegNumber"/>
+                <w:tag w:val="CstRegNumber"/>
                 <w:id w:val="978658923"/>
                 <w:placeholder>
                   <w:docPart w:val="DefaultPlaceholder_-1854013440"/>
@@ -7461,8 +7450,8 @@
                   <w:szCs w:val="16"/>
                   <w:lang w:val="uk-UA"/>
                 </w:rPr>
-                <w:alias w:val="СstVAT"/>
-                <w:tag w:val="СstVAT"/>
+                <w:alias w:val="CstVAT"/>
+                <w:tag w:val="CstVAT"/>
                 <w:id w:val="-1684049554"/>
                 <w:placeholder>
                   <w:docPart w:val="DefaultPlaceholder_-1854013440"/>
@@ -7511,8 +7500,8 @@
                   <w:szCs w:val="20"/>
                   <w:lang w:val="uk-UA"/>
                 </w:rPr>
-                <w:alias w:val="СstVATType"/>
-                <w:tag w:val="СstVATType"/>
+                <w:alias w:val="CstVATType"/>
+                <w:tag w:val="CstVATType"/>
                 <w:id w:val="-359123227"/>
                 <w:placeholder>
                   <w:docPart w:val="DefaultPlaceholder_-1854013440"/>
@@ -7961,8 +7950,8 @@
             <w:sz w:val="18"/>
             <w:szCs w:val="18"/>
           </w:rPr>
-          <w:alias w:val="СstContPerson"/>
-          <w:tag w:val="СstContPerson"/>
+          <w:alias w:val="CstContPerson"/>
+          <w:tag w:val="CstContPersonPhone"/>
           <w:id w:val="152563858"/>
           <w:placeholder>
             <w:docPart w:val="DefaultPlaceholder_-1854013440"/>
@@ -8069,8 +8058,8 @@
             <w:szCs w:val="18"/>
             <w:lang w:val="uk-UA"/>
           </w:rPr>
-          <w:alias w:val="СstContPersonPhone"/>
-          <w:tag w:val="СstContPersonPhone"/>
+          <w:alias w:val="CstContPersonPhone"/>
+          <w:tag w:val="CstContPersonPhone"/>
           <w:id w:val="1316374821"/>
           <w:placeholder>
             <w:docPart w:val="DefaultPlaceholder_-1854013440"/>
@@ -38537,6 +38526,8 @@
   </w:compat>
   <w:rsids>
     <w:rsidRoot w:val="00D9694D"/>
+    <w:rsid w:val="008B07DC"/>
+    <w:rsid w:val="00CF198A"/>
     <w:rsid w:val="00D57428"/>
     <w:rsid w:val="00D9694D"/>
   </w:rsids>
@@ -39294,7 +39285,7 @@
 </file>
 
 <file path=customXml/itemProps1.xml><?xml version="1.0" encoding="utf-8"?>
-<ds:datastoreItem xmlns:ds="http://schemas.openxmlformats.org/officeDocument/2006/customXml" ds:itemID="{B1E7F748-8786-4BE8-8F1C-06F5FABAA7B9}">
+<ds:datastoreItem xmlns:ds="http://schemas.openxmlformats.org/officeDocument/2006/customXml" ds:itemID="{EF9D5A11-02DD-41A5-A345-21E0534BD82B}">
   <ds:schemaRefs>
     <ds:schemaRef ds:uri="http://schemas.openxmlformats.org/officeDocument/2006/bibliography"/>
   </ds:schemaRefs>
